--- a/CV-Dong Sun Lee.docx
+++ b/CV-Dong Sun Lee.docx
@@ -231,7 +231,6 @@
         </w:rPr>
         <w:t xml:space="preserve">, </w:t>
       </w:r>
-      <w:proofErr w:type="spellStart"/>
       <w:r>
         <w:rPr>
           <w:rFonts w:ascii="Garamond" w:eastAsia="굴림" w:hAnsi="Garamond"/>
@@ -250,7 +249,6 @@
         </w:rPr>
         <w:t>-ro</w:t>
       </w:r>
-      <w:proofErr w:type="spellEnd"/>
       <w:r>
         <w:rPr>
           <w:rFonts w:ascii="Garamond" w:eastAsia="굴림" w:hAnsi="Garamond"/>
@@ -285,19 +283,8 @@
           <w:szCs w:val="22"/>
           <w:lang w:eastAsia="ko-KR"/>
         </w:rPr>
-        <w:t>-</w:t>
-      </w:r>
-      <w:proofErr w:type="spellStart"/>
-      <w:r>
-        <w:rPr>
-          <w:rFonts w:ascii="Garamond" w:eastAsia="굴림" w:hAnsi="Garamond"/>
-          <w:sz w:val="22"/>
-          <w:szCs w:val="22"/>
-          <w:lang w:eastAsia="ko-KR"/>
-        </w:rPr>
-        <w:t>gu</w:t>
-      </w:r>
-      <w:proofErr w:type="spellEnd"/>
+        <w:t>-gu</w:t>
+      </w:r>
     </w:p>
     <w:p>
       <w:pPr>
@@ -466,7 +453,7 @@
         <w:snapToGrid w:val="0"/>
         <w:spacing w:line="360" w:lineRule="auto"/>
         <w:rPr>
-          <w:rFonts w:ascii="Garamond" w:eastAsia="굴림" w:hAnsi="Garamond"/>
+          <w:rFonts w:ascii="Garamond" w:eastAsia="굴림" w:hAnsi="Garamond" w:hint="eastAsia"/>
           <w:sz w:val="22"/>
           <w:szCs w:val="22"/>
           <w:lang w:eastAsia="ko-KR"/>
@@ -483,71 +470,40 @@
       </w:r>
       <w:r>
         <w:rPr>
-          <w:rFonts w:ascii="Garamond" w:eastAsia="굴림" w:hAnsi="Garamond"/>
-          <w:sz w:val="22"/>
-          <w:szCs w:val="22"/>
-          <w:lang w:eastAsia="ko-KR"/>
-        </w:rPr>
-        <w:t>7</w:t>
-      </w:r>
-    </w:p>
-    <w:p>
-      <w:pPr>
-        <w:widowControl w:val="0"/>
-        <w:kinsoku w:val="0"/>
-        <w:overflowPunct w:val="0"/>
-        <w:autoSpaceDE w:val="0"/>
-        <w:autoSpaceDN w:val="0"/>
-        <w:adjustRightInd w:val="0"/>
-        <w:snapToGrid w:val="0"/>
-        <w:spacing w:line="360" w:lineRule="auto"/>
-        <w:rPr>
-          <w:rFonts w:ascii="Garamond" w:eastAsia="굴림" w:hAnsi="Garamond"/>
-          <w:sz w:val="22"/>
-          <w:szCs w:val="22"/>
-          <w:lang w:eastAsia="ko-KR"/>
-        </w:rPr>
-      </w:pPr>
-      <w:r>
-        <w:rPr>
-          <w:rFonts w:ascii="Garamond" w:eastAsia="굴림" w:hAnsi="Garamond"/>
-          <w:sz w:val="22"/>
-          <w:szCs w:val="22"/>
-          <w:lang w:eastAsia="ko-KR"/>
-        </w:rPr>
-        <w:t>145, Anam-</w:t>
-      </w:r>
-      <w:proofErr w:type="spellStart"/>
-      <w:r>
-        <w:rPr>
-          <w:rFonts w:ascii="Garamond" w:eastAsia="굴림" w:hAnsi="Garamond"/>
-          <w:sz w:val="22"/>
-          <w:szCs w:val="22"/>
-          <w:lang w:eastAsia="ko-KR"/>
-        </w:rPr>
-        <w:t>ro</w:t>
-      </w:r>
-      <w:proofErr w:type="spellEnd"/>
-      <w:r>
-        <w:rPr>
-          <w:rFonts w:ascii="Garamond" w:eastAsia="굴림" w:hAnsi="Garamond"/>
-          <w:sz w:val="22"/>
-          <w:szCs w:val="22"/>
-          <w:lang w:eastAsia="ko-KR"/>
-        </w:rPr>
-        <w:t xml:space="preserve">, </w:t>
-      </w:r>
-      <w:proofErr w:type="spellStart"/>
-      <w:r>
-        <w:rPr>
-          <w:rFonts w:ascii="Garamond" w:eastAsia="굴림" w:hAnsi="Garamond"/>
-          <w:sz w:val="22"/>
-          <w:szCs w:val="22"/>
-          <w:lang w:eastAsia="ko-KR"/>
-        </w:rPr>
-        <w:t>Seongbuk-gu</w:t>
-      </w:r>
-      <w:proofErr w:type="spellEnd"/>
+          <w:rFonts w:ascii="Garamond" w:eastAsia="굴림" w:hAnsi="Garamond" w:hint="eastAsia"/>
+          <w:sz w:val="22"/>
+          <w:szCs w:val="22"/>
+          <w:lang w:eastAsia="ko-KR"/>
+        </w:rPr>
+        <w:t>5</w:t>
+      </w:r>
+    </w:p>
+    <w:p>
+      <w:pPr>
+        <w:widowControl w:val="0"/>
+        <w:kinsoku w:val="0"/>
+        <w:overflowPunct w:val="0"/>
+        <w:autoSpaceDE w:val="0"/>
+        <w:autoSpaceDN w:val="0"/>
+        <w:adjustRightInd w:val="0"/>
+        <w:snapToGrid w:val="0"/>
+        <w:spacing w:line="360" w:lineRule="auto"/>
+        <w:rPr>
+          <w:rFonts w:ascii="Garamond" w:eastAsia="굴림" w:hAnsi="Garamond"/>
+          <w:sz w:val="22"/>
+          <w:szCs w:val="22"/>
+          <w:lang w:eastAsia="ko-KR"/>
+        </w:rPr>
+      </w:pPr>
+      <w:r>
+        <w:rPr>
+          <w:rFonts w:ascii="Garamond" w:eastAsia="굴림" w:hAnsi="Garamond"/>
+          <w:sz w:val="22"/>
+          <w:szCs w:val="22"/>
+          <w:lang w:eastAsia="ko-KR"/>
+        </w:rPr>
+        <w:t>145, Anam-ro, Seongbuk-gu</w:t>
+      </w:r>
     </w:p>
     <w:p>
       <w:pPr>
@@ -2127,7 +2083,6 @@
           <w:szCs w:val="22"/>
         </w:rPr>
       </w:pPr>
-      <w:proofErr w:type="spellStart"/>
       <w:r>
         <w:rPr>
           <w:rFonts w:ascii="Garamond" w:hAnsi="Garamond"/>
@@ -2136,7 +2091,6 @@
         </w:rPr>
         <w:t>Seoktap</w:t>
       </w:r>
-      <w:proofErr w:type="spellEnd"/>
       <w:r>
         <w:rPr>
           <w:rFonts w:ascii="Garamond" w:hAnsi="Garamond"/>
@@ -2285,23 +2239,7 @@
           <w:rFonts w:ascii="Garamond" w:hAnsi="Garamond"/>
           <w:szCs w:val="22"/>
         </w:rPr>
-        <w:t xml:space="preserve">Morton </w:t>
-      </w:r>
-      <w:proofErr w:type="spellStart"/>
-      <w:r>
-        <w:rPr>
-          <w:rFonts w:ascii="Garamond" w:hAnsi="Garamond"/>
-          <w:szCs w:val="22"/>
-        </w:rPr>
-        <w:t>Grodzins</w:t>
-      </w:r>
-      <w:proofErr w:type="spellEnd"/>
-      <w:r>
-        <w:rPr>
-          <w:rFonts w:ascii="Garamond" w:hAnsi="Garamond"/>
-          <w:szCs w:val="22"/>
-        </w:rPr>
-        <w:t xml:space="preserve"> Prize, The University of Chicago, 2004</w:t>
+        <w:t>Morton Grodzins Prize, The University of Chicago, 2004</w:t>
       </w:r>
     </w:p>
     <w:p>
@@ -2755,7 +2693,7 @@
         <w:snapToGrid w:val="0"/>
         <w:ind w:left="433" w:hangingChars="197" w:hanging="433"/>
         <w:rPr>
-          <w:rFonts w:ascii="Garamond" w:hAnsi="Garamond" w:hint="eastAsia"/>
+          <w:rFonts w:ascii="Garamond" w:hAnsi="Garamond"/>
           <w:szCs w:val="22"/>
         </w:rPr>
       </w:pPr>
@@ -3085,23 +3023,7 @@
           <w:rFonts w:ascii="Garamond" w:hAnsi="Garamond"/>
           <w:szCs w:val="22"/>
         </w:rPr>
-        <w:t xml:space="preserve">, vol. 23, no. 1 (2025). (with </w:t>
-      </w:r>
-      <w:proofErr w:type="spellStart"/>
-      <w:r>
-        <w:rPr>
-          <w:rFonts w:ascii="Garamond" w:hAnsi="Garamond"/>
-          <w:szCs w:val="22"/>
-        </w:rPr>
-        <w:t>Sangsoo</w:t>
-      </w:r>
-      <w:proofErr w:type="spellEnd"/>
-      <w:r>
-        <w:rPr>
-          <w:rFonts w:ascii="Garamond" w:hAnsi="Garamond"/>
-          <w:szCs w:val="22"/>
-        </w:rPr>
-        <w:t xml:space="preserve"> Lim)</w:t>
+        <w:t>, vol. 23, no. 1 (2025). (with Sangsoo Lim)</w:t>
       </w:r>
     </w:p>
     <w:p>
@@ -3366,23 +3288,7 @@
           <w:rFonts w:ascii="Garamond" w:hAnsi="Garamond"/>
           <w:szCs w:val="22"/>
         </w:rPr>
-        <w:t xml:space="preserve">“American Success to </w:t>
-      </w:r>
-      <w:proofErr w:type="spellStart"/>
-      <w:r>
-        <w:rPr>
-          <w:rFonts w:ascii="Garamond" w:hAnsi="Garamond"/>
-          <w:szCs w:val="22"/>
-        </w:rPr>
-        <w:t>Denuclearise</w:t>
-      </w:r>
-      <w:proofErr w:type="spellEnd"/>
-      <w:r>
-        <w:rPr>
-          <w:rFonts w:ascii="Garamond" w:hAnsi="Garamond"/>
-          <w:szCs w:val="22"/>
-        </w:rPr>
-        <w:t xml:space="preserve"> South Korea: Global Bipolarity, Geographical Remoteness, and Nuclear Alliance Restraint,” </w:t>
+        <w:t xml:space="preserve">“American Success to Denuclearise South Korea: Global Bipolarity, Geographical Remoteness, and Nuclear Alliance Restraint,” </w:t>
       </w:r>
       <w:r>
         <w:rPr>
@@ -3544,23 +3450,7 @@
           <w:rFonts w:ascii="Garamond" w:hAnsi="Garamond"/>
           <w:szCs w:val="22"/>
         </w:rPr>
-        <w:t xml:space="preserve">609. (with Iordanka Alexandrova and </w:t>
-      </w:r>
-      <w:proofErr w:type="spellStart"/>
-      <w:r>
-        <w:rPr>
-          <w:rFonts w:ascii="Garamond" w:hAnsi="Garamond"/>
-          <w:szCs w:val="22"/>
-        </w:rPr>
-        <w:t>Yihei</w:t>
-      </w:r>
-      <w:proofErr w:type="spellEnd"/>
-      <w:r>
-        <w:rPr>
-          <w:rFonts w:ascii="Garamond" w:hAnsi="Garamond"/>
-          <w:szCs w:val="22"/>
-        </w:rPr>
-        <w:t xml:space="preserve"> Zhao)</w:t>
+        <w:t>609. (with Iordanka Alexandrova and Yihei Zhao)</w:t>
       </w:r>
     </w:p>
     <w:p>
@@ -4999,23 +4889,7 @@
           <w:rFonts w:ascii="Garamond" w:hAnsi="Garamond"/>
           <w:szCs w:val="22"/>
         </w:rPr>
-        <w:t xml:space="preserve">“Asia’s Future Security Order and South Korea’s </w:t>
-      </w:r>
-      <w:proofErr w:type="gramStart"/>
-      <w:r>
-        <w:rPr>
-          <w:rFonts w:ascii="Garamond" w:hAnsi="Garamond"/>
-          <w:szCs w:val="22"/>
-        </w:rPr>
-        <w:t>Counter-strategy</w:t>
-      </w:r>
-      <w:proofErr w:type="gramEnd"/>
-      <w:r>
-        <w:rPr>
-          <w:rFonts w:ascii="Garamond" w:hAnsi="Garamond"/>
-          <w:szCs w:val="22"/>
-        </w:rPr>
-        <w:t xml:space="preserve">,” in Young-Sun Ha, ed., </w:t>
+        <w:t xml:space="preserve">“Asia’s Future Security Order and South Korea’s Counter-strategy,” in Young-Sun Ha, ed., </w:t>
       </w:r>
       <w:r>
         <w:rPr>
@@ -5146,23 +5020,7 @@
           <w:rFonts w:ascii="Garamond" w:hAnsi="Garamond"/>
           <w:szCs w:val="22"/>
         </w:rPr>
-        <w:t xml:space="preserve"> (Seoul: </w:t>
-      </w:r>
-      <w:proofErr w:type="spellStart"/>
-      <w:r>
-        <w:rPr>
-          <w:rFonts w:ascii="Garamond" w:hAnsi="Garamond"/>
-          <w:szCs w:val="22"/>
-        </w:rPr>
-        <w:t>Sahoepyeongnon</w:t>
-      </w:r>
-      <w:proofErr w:type="spellEnd"/>
-      <w:r>
-        <w:rPr>
-          <w:rFonts w:ascii="Garamond" w:hAnsi="Garamond"/>
-          <w:szCs w:val="22"/>
-        </w:rPr>
-        <w:t>, 2011). [In Korean]</w:t>
+        <w:t xml:space="preserve"> (Seoul: Sahoepyeongnon, 2011). [In Korean]</w:t>
       </w:r>
     </w:p>
     <w:p>
@@ -5263,23 +5121,7 @@
           <w:rFonts w:ascii="Garamond" w:hAnsi="Garamond"/>
           <w:szCs w:val="22"/>
         </w:rPr>
-        <w:t xml:space="preserve"> (Seoul: </w:t>
-      </w:r>
-      <w:proofErr w:type="spellStart"/>
-      <w:r>
-        <w:rPr>
-          <w:rFonts w:ascii="Garamond" w:hAnsi="Garamond"/>
-          <w:szCs w:val="22"/>
-        </w:rPr>
-        <w:t>Sahoepyeongnon</w:t>
-      </w:r>
-      <w:proofErr w:type="spellEnd"/>
-      <w:r>
-        <w:rPr>
-          <w:rFonts w:ascii="Garamond" w:hAnsi="Garamond"/>
-          <w:szCs w:val="22"/>
-        </w:rPr>
-        <w:t>, 2010). [In Korean]</w:t>
+        <w:t xml:space="preserve"> (Seoul: Sahoepyeongnon, 2010). [In Korean]</w:t>
       </w:r>
     </w:p>
     <w:p>
@@ -5359,23 +5201,13 @@
         </w:rPr>
         <w:t xml:space="preserve">The Long Shadow: </w:t>
       </w:r>
-      <w:proofErr w:type="gramStart"/>
       <w:r>
         <w:rPr>
           <w:rFonts w:ascii="Garamond" w:eastAsia="굴림" w:hAnsi="Garamond"/>
           <w:szCs w:val="22"/>
           <w:u w:val="single"/>
         </w:rPr>
-        <w:t>Nuclear Weapons</w:t>
-      </w:r>
-      <w:proofErr w:type="gramEnd"/>
-      <w:r>
-        <w:rPr>
-          <w:rFonts w:ascii="Garamond" w:eastAsia="굴림" w:hAnsi="Garamond"/>
-          <w:szCs w:val="22"/>
-          <w:u w:val="single"/>
-        </w:rPr>
-        <w:t xml:space="preserve"> and Security in 21st Century Asia</w:t>
+        <w:t>Nuclear Weapons and Security in 21st Century Asia</w:t>
       </w:r>
       <w:r>
         <w:rPr>
@@ -5526,7 +5358,7 @@
         <w:spacing w:line="360" w:lineRule="auto"/>
         <w:ind w:left="434" w:hangingChars="197" w:hanging="434"/>
         <w:rPr>
-          <w:rFonts w:ascii="Garamond" w:eastAsia="굴림" w:hAnsi="Garamond" w:hint="eastAsia"/>
+          <w:rFonts w:ascii="Garamond" w:eastAsia="굴림" w:hAnsi="Garamond"/>
           <w:b/>
           <w:smallCaps/>
           <w:sz w:val="22"/>
@@ -6609,27 +6441,7 @@
           <w:szCs w:val="22"/>
           <w:lang w:eastAsia="ko-KR"/>
         </w:rPr>
-        <w:t xml:space="preserve">” </w:t>
-      </w:r>
-      <w:proofErr w:type="spellStart"/>
-      <w:r>
-        <w:rPr>
-          <w:rFonts w:ascii="Garamond" w:eastAsia="굴림" w:hAnsi="Garamond"/>
-          <w:sz w:val="22"/>
-          <w:szCs w:val="22"/>
-          <w:lang w:eastAsia="ko-KR"/>
-        </w:rPr>
-        <w:t>Ilmin</w:t>
-      </w:r>
-      <w:proofErr w:type="spellEnd"/>
-      <w:r>
-        <w:rPr>
-          <w:rFonts w:ascii="Garamond" w:eastAsia="굴림" w:hAnsi="Garamond"/>
-          <w:sz w:val="22"/>
-          <w:szCs w:val="22"/>
-          <w:lang w:eastAsia="ko-KR"/>
-        </w:rPr>
-        <w:t xml:space="preserve"> International Relations Institute, Korea University, 2009</w:t>
+        <w:t>” Ilmin International Relations Institute, Korea University, 2009</w:t>
       </w:r>
       <w:r>
         <w:rPr>
@@ -6647,27 +6459,7 @@
           <w:szCs w:val="22"/>
           <w:lang w:eastAsia="ko-KR"/>
         </w:rPr>
-        <w:t xml:space="preserve">2011. Funded by </w:t>
-      </w:r>
-      <w:proofErr w:type="gramStart"/>
-      <w:r>
-        <w:rPr>
-          <w:rFonts w:ascii="Garamond" w:eastAsia="굴림" w:hAnsi="Garamond"/>
-          <w:sz w:val="22"/>
-          <w:szCs w:val="22"/>
-          <w:lang w:eastAsia="ko-KR"/>
-        </w:rPr>
-        <w:t>the John</w:t>
-      </w:r>
-      <w:proofErr w:type="gramEnd"/>
-      <w:r>
-        <w:rPr>
-          <w:rFonts w:ascii="Garamond" w:eastAsia="굴림" w:hAnsi="Garamond"/>
-          <w:sz w:val="22"/>
-          <w:szCs w:val="22"/>
-          <w:lang w:eastAsia="ko-KR"/>
-        </w:rPr>
-        <w:t xml:space="preserve"> D. and Catherine T. MacArthur Foundation</w:t>
+        <w:t>2011. Funded by the John D. and Catherine T. MacArthur Foundation</w:t>
       </w:r>
       <w:r>
         <w:rPr>
@@ -6735,27 +6527,7 @@
           <w:szCs w:val="22"/>
           <w:lang w:eastAsia="ko-KR"/>
         </w:rPr>
-        <w:t xml:space="preserve">” </w:t>
-      </w:r>
-      <w:proofErr w:type="spellStart"/>
-      <w:r>
-        <w:rPr>
-          <w:rFonts w:ascii="Garamond" w:eastAsia="굴림" w:hAnsi="Garamond"/>
-          <w:sz w:val="22"/>
-          <w:szCs w:val="22"/>
-          <w:lang w:eastAsia="ko-KR"/>
-        </w:rPr>
-        <w:t>Ilimin</w:t>
-      </w:r>
-      <w:proofErr w:type="spellEnd"/>
-      <w:r>
-        <w:rPr>
-          <w:rFonts w:ascii="Garamond" w:eastAsia="굴림" w:hAnsi="Garamond"/>
-          <w:sz w:val="22"/>
-          <w:szCs w:val="22"/>
-          <w:lang w:eastAsia="ko-KR"/>
-        </w:rPr>
-        <w:t xml:space="preserve"> International Relations Institute, Korea University, 2010. Funded by the Ministry of Unification, R</w:t>
+        <w:t>” Ilimin International Relations Institute, Korea University, 2010. Funded by the Ministry of Unification, R</w:t>
       </w:r>
       <w:r>
         <w:rPr>
@@ -8948,25 +8720,14 @@
           <w:lang w:eastAsia="ko-KR"/>
         </w:rPr>
       </w:pPr>
-      <w:proofErr w:type="gramStart"/>
-      <w:r>
-        <w:rPr>
-          <w:rFonts w:ascii="Garamond" w:eastAsia="굴림" w:hAnsi="Garamond"/>
-          <w:sz w:val="22"/>
-          <w:szCs w:val="22"/>
-          <w:lang w:eastAsia="ko-KR"/>
-        </w:rPr>
-        <w:t>The George</w:t>
-      </w:r>
-      <w:proofErr w:type="gramEnd"/>
-      <w:r>
-        <w:rPr>
-          <w:rFonts w:ascii="Garamond" w:eastAsia="굴림" w:hAnsi="Garamond"/>
-          <w:sz w:val="22"/>
-          <w:szCs w:val="22"/>
-          <w:lang w:eastAsia="ko-KR"/>
-        </w:rPr>
-        <w:t xml:space="preserve"> Washington University</w:t>
+      <w:r>
+        <w:rPr>
+          <w:rFonts w:ascii="Garamond" w:eastAsia="굴림" w:hAnsi="Garamond"/>
+          <w:sz w:val="22"/>
+          <w:szCs w:val="22"/>
+          <w:lang w:eastAsia="ko-KR"/>
+        </w:rPr>
+        <w:t>The George Washington University</w:t>
       </w:r>
     </w:p>
     <w:p>
@@ -11536,6 +11297,7 @@
   <w:style w:type="character" w:default="1" w:styleId="a0">
     <w:name w:val="Default Paragraph Font"/>
     <w:uiPriority w:val="1"/>
+    <w:semiHidden/>
     <w:unhideWhenUsed/>
   </w:style>
   <w:style w:type="table" w:default="1" w:styleId="a1">
